--- a/DV2 - Assignment Template v3.0.docx
+++ b/DV2 - Assignment Template v3.0.docx
@@ -534,16 +534,8 @@
         <w:rPr>
           <w:lang w:val="en-AU"/>
         </w:rPr>
-        <w:t>Australian atlas of healthcare variation time series 2014–15 to 2021–22: Hysterectomy hospitalisations</w:t>
-      </w:r>
-    </w:p>
-    <w:p>
-      <w:pPr>
-        <w:ind w:left="0"/>
-        <w:rPr>
-          <w:lang w:val="en-AU"/>
-        </w:rPr>
-      </w:pPr>
+        <w:t>Not I have gotten CSV files from other CSV files which is under author, when this is the case AIHW is the author</w:t>
+      </w:r>
     </w:p>
     <w:tbl>
       <w:tblPr>
@@ -1133,27 +1125,180 @@
               <w:rPr>
                 <w:lang w:val="en-AU"/>
               </w:rPr>
+              <w:t>Boundaries</w:t>
+            </w:r>
+          </w:p>
+        </w:tc>
+        <w:tc>
+          <w:tcPr>
+            <w:tcW w:w="0" w:type="auto"/>
+            <w:tcBorders>
+              <w:top w:val="single" w:sz="8" w:space="0" w:color="000000"/>
+              <w:left w:val="single" w:sz="8" w:space="0" w:color="000000"/>
+              <w:bottom w:val="single" w:sz="8" w:space="0" w:color="000000"/>
+              <w:right w:val="single" w:sz="8" w:space="0" w:color="000000"/>
+            </w:tcBorders>
+            <w:tcMar>
+              <w:top w:w="100" w:type="dxa"/>
+              <w:left w:w="100" w:type="dxa"/>
+              <w:bottom w:w="100" w:type="dxa"/>
+              <w:right w:w="100" w:type="dxa"/>
+            </w:tcMar>
+            <w:hideMark/>
+          </w:tcPr>
+          <w:p>
+            <w:pPr>
+              <w:ind w:left="0"/>
+              <w:rPr>
+                <w:lang w:val="en-AU"/>
+              </w:rPr>
+            </w:pPr>
+            <w:r>
+              <w:rPr>
+                <w:lang w:val="en-AU"/>
+              </w:rPr>
+              <w:t xml:space="preserve">ABS ASGS Edition 3 (SA3); </w:t>
+            </w:r>
+            <w:proofErr w:type="spellStart"/>
+            <w:r>
+              <w:rPr>
+                <w:lang w:val="en-AU"/>
+              </w:rPr>
+              <w:t>geoBoundaries</w:t>
+            </w:r>
+            <w:proofErr w:type="spellEnd"/>
+            <w:r>
+              <w:rPr>
+                <w:lang w:val="en-AU"/>
+              </w:rPr>
+              <w:t xml:space="preserve"> </w:t>
+            </w:r>
+            <w:proofErr w:type="spellStart"/>
+            <w:r>
+              <w:rPr>
+                <w:lang w:val="en-AU"/>
+              </w:rPr>
+              <w:t>gbOpen</w:t>
+            </w:r>
+            <w:proofErr w:type="spellEnd"/>
+            <w:r>
+              <w:rPr>
+                <w:lang w:val="en-AU"/>
+              </w:rPr>
+              <w:t xml:space="preserve"> (state outlines)</w:t>
+            </w:r>
+          </w:p>
+        </w:tc>
+        <w:tc>
+          <w:tcPr>
+            <w:tcW w:w="0" w:type="auto"/>
+            <w:tcBorders>
+              <w:top w:val="single" w:sz="8" w:space="0" w:color="000000"/>
+              <w:left w:val="single" w:sz="8" w:space="0" w:color="000000"/>
+              <w:bottom w:val="single" w:sz="8" w:space="0" w:color="000000"/>
+              <w:right w:val="single" w:sz="8" w:space="0" w:color="000000"/>
+            </w:tcBorders>
+            <w:tcMar>
+              <w:top w:w="100" w:type="dxa"/>
+              <w:left w:w="100" w:type="dxa"/>
+              <w:bottom w:w="100" w:type="dxa"/>
+              <w:right w:w="100" w:type="dxa"/>
+            </w:tcMar>
+            <w:hideMark/>
+          </w:tcPr>
+          <w:p>
+            <w:pPr>
+              <w:ind w:left="0"/>
+              <w:rPr>
+                <w:lang w:val="en-AU"/>
+              </w:rPr>
+            </w:pPr>
+            <w:r>
+              <w:rPr>
+                <w:lang w:val="en-AU"/>
+              </w:rPr>
+              <w:t>Maps</w:t>
+            </w:r>
+          </w:p>
+        </w:tc>
+        <w:tc>
+          <w:tcPr>
+            <w:tcW w:w="0" w:type="auto"/>
+            <w:tcBorders>
+              <w:top w:val="single" w:sz="8" w:space="0" w:color="000000"/>
+              <w:left w:val="single" w:sz="8" w:space="0" w:color="000000"/>
+              <w:bottom w:val="single" w:sz="8" w:space="0" w:color="000000"/>
+              <w:right w:val="single" w:sz="8" w:space="0" w:color="000000"/>
+            </w:tcBorders>
+            <w:tcMar>
+              <w:top w:w="100" w:type="dxa"/>
+              <w:left w:w="100" w:type="dxa"/>
+              <w:bottom w:w="100" w:type="dxa"/>
+              <w:right w:w="100" w:type="dxa"/>
+            </w:tcMar>
+            <w:hideMark/>
+          </w:tcPr>
+          <w:p>
+            <w:pPr>
+              <w:ind w:left="0"/>
+              <w:rPr>
+                <w:lang w:val="en-AU"/>
+              </w:rPr>
+            </w:pPr>
+            <w:r>
+              <w:rPr>
+                <w:lang w:val="en-AU"/>
+              </w:rPr>
+              <w:t>For making maps</w:t>
+            </w:r>
+          </w:p>
+        </w:tc>
+      </w:tr>
+      <w:tr>
+        <w:tc>
+          <w:tcPr>
+            <w:tcW w:w="0" w:type="auto"/>
+            <w:tcBorders>
+              <w:top w:val="single" w:sz="8" w:space="0" w:color="000000"/>
+              <w:left w:val="single" w:sz="8" w:space="0" w:color="000000"/>
+              <w:bottom w:val="single" w:sz="8" w:space="0" w:color="000000"/>
+              <w:right w:val="single" w:sz="8" w:space="0" w:color="000000"/>
+            </w:tcBorders>
+            <w:tcMar>
+              <w:top w:w="100" w:type="dxa"/>
+              <w:left w:w="100" w:type="dxa"/>
+              <w:bottom w:w="100" w:type="dxa"/>
+              <w:right w:w="100" w:type="dxa"/>
+            </w:tcMar>
+          </w:tcPr>
+          <w:p>
+            <w:pPr>
+              <w:ind w:left="0"/>
+              <w:rPr>
+                <w:lang w:val="en-AU"/>
+              </w:rPr>
+            </w:pPr>
+            <w:r>
               <w:lastRenderedPageBreak/>
-              <w:t>Boundaries</w:t>
-            </w:r>
-          </w:p>
-        </w:tc>
-        <w:tc>
-          <w:tcPr>
-            <w:tcW w:w="0" w:type="auto"/>
-            <w:tcBorders>
-              <w:top w:val="single" w:sz="8" w:space="0" w:color="000000"/>
-              <w:left w:val="single" w:sz="8" w:space="0" w:color="000000"/>
-              <w:bottom w:val="single" w:sz="8" w:space="0" w:color="000000"/>
-              <w:right w:val="single" w:sz="8" w:space="0" w:color="000000"/>
-            </w:tcBorders>
-            <w:tcMar>
-              <w:top w:w="100" w:type="dxa"/>
-              <w:left w:w="100" w:type="dxa"/>
-              <w:bottom w:w="100" w:type="dxa"/>
-              <w:right w:w="100" w:type="dxa"/>
-            </w:tcMar>
-            <w:hideMark/>
+              <w:t>Hospital IDs, names and coordinates</w:t>
+            </w:r>
+          </w:p>
+        </w:tc>
+        <w:tc>
+          <w:tcPr>
+            <w:tcW w:w="0" w:type="auto"/>
+            <w:tcBorders>
+              <w:top w:val="single" w:sz="8" w:space="0" w:color="000000"/>
+              <w:left w:val="single" w:sz="8" w:space="0" w:color="000000"/>
+              <w:bottom w:val="single" w:sz="8" w:space="0" w:color="000000"/>
+              <w:right w:val="single" w:sz="8" w:space="0" w:color="000000"/>
+            </w:tcBorders>
+            <w:tcMar>
+              <w:top w:w="100" w:type="dxa"/>
+              <w:left w:w="100" w:type="dxa"/>
+              <w:bottom w:w="100" w:type="dxa"/>
+              <w:right w:w="100" w:type="dxa"/>
+            </w:tcMar>
           </w:tcPr>
           <w:p>
             <w:pPr>
@@ -1163,29 +1308,25 @@
               </w:rPr>
             </w:pPr>
             <w:r>
-              <w:rPr>
-                <w:lang w:val="en-AU"/>
-              </w:rPr>
-              <w:t>ABS ASGS Edition 3 (SA3); geoBoundaries gbOpen (state outlines)</w:t>
-            </w:r>
-          </w:p>
-        </w:tc>
-        <w:tc>
-          <w:tcPr>
-            <w:tcW w:w="0" w:type="auto"/>
-            <w:tcBorders>
-              <w:top w:val="single" w:sz="8" w:space="0" w:color="000000"/>
-              <w:left w:val="single" w:sz="8" w:space="0" w:color="000000"/>
-              <w:bottom w:val="single" w:sz="8" w:space="0" w:color="000000"/>
-              <w:right w:val="single" w:sz="8" w:space="0" w:color="000000"/>
-            </w:tcBorders>
-            <w:tcMar>
-              <w:top w:w="100" w:type="dxa"/>
-              <w:left w:w="100" w:type="dxa"/>
-              <w:bottom w:w="100" w:type="dxa"/>
-              <w:right w:w="100" w:type="dxa"/>
-            </w:tcMar>
-            <w:hideMark/>
+              <w:t>Hospital IDs, names and coordinates</w:t>
+            </w:r>
+          </w:p>
+        </w:tc>
+        <w:tc>
+          <w:tcPr>
+            <w:tcW w:w="0" w:type="auto"/>
+            <w:tcBorders>
+              <w:top w:val="single" w:sz="8" w:space="0" w:color="000000"/>
+              <w:left w:val="single" w:sz="8" w:space="0" w:color="000000"/>
+              <w:bottom w:val="single" w:sz="8" w:space="0" w:color="000000"/>
+              <w:right w:val="single" w:sz="8" w:space="0" w:color="000000"/>
+            </w:tcBorders>
+            <w:tcMar>
+              <w:top w:w="100" w:type="dxa"/>
+              <w:left w:w="100" w:type="dxa"/>
+              <w:bottom w:w="100" w:type="dxa"/>
+              <w:right w:w="100" w:type="dxa"/>
+            </w:tcMar>
           </w:tcPr>
           <w:p>
             <w:pPr>
@@ -1195,29 +1336,25 @@
               </w:rPr>
             </w:pPr>
             <w:r>
-              <w:rPr>
-                <w:lang w:val="en-AU"/>
-              </w:rPr>
-              <w:t>Maps</w:t>
-            </w:r>
-          </w:p>
-        </w:tc>
-        <w:tc>
-          <w:tcPr>
-            <w:tcW w:w="0" w:type="auto"/>
-            <w:tcBorders>
-              <w:top w:val="single" w:sz="8" w:space="0" w:color="000000"/>
-              <w:left w:val="single" w:sz="8" w:space="0" w:color="000000"/>
-              <w:bottom w:val="single" w:sz="8" w:space="0" w:color="000000"/>
-              <w:right w:val="single" w:sz="8" w:space="0" w:color="000000"/>
-            </w:tcBorders>
-            <w:tcMar>
-              <w:top w:w="100" w:type="dxa"/>
-              <w:left w:w="100" w:type="dxa"/>
-              <w:bottom w:w="100" w:type="dxa"/>
-              <w:right w:w="100" w:type="dxa"/>
-            </w:tcMar>
-            <w:hideMark/>
+              <w:t>Hospital IDs, names and coordinates</w:t>
+            </w:r>
+          </w:p>
+        </w:tc>
+        <w:tc>
+          <w:tcPr>
+            <w:tcW w:w="0" w:type="auto"/>
+            <w:tcBorders>
+              <w:top w:val="single" w:sz="8" w:space="0" w:color="000000"/>
+              <w:left w:val="single" w:sz="8" w:space="0" w:color="000000"/>
+              <w:bottom w:val="single" w:sz="8" w:space="0" w:color="000000"/>
+              <w:right w:val="single" w:sz="8" w:space="0" w:color="000000"/>
+            </w:tcBorders>
+            <w:tcMar>
+              <w:top w:w="100" w:type="dxa"/>
+              <w:left w:w="100" w:type="dxa"/>
+              <w:bottom w:w="100" w:type="dxa"/>
+              <w:right w:w="100" w:type="dxa"/>
+            </w:tcMar>
           </w:tcPr>
           <w:p>
             <w:pPr>
@@ -1227,10 +1364,10 @@
               </w:rPr>
             </w:pPr>
             <w:r>
-              <w:rPr>
-                <w:lang w:val="en-AU"/>
-              </w:rPr>
-              <w:t>For making maps</w:t>
+              <w:t>Hospital IDs, names and coordinates</w:t>
+            </w:r>
+            <w:r>
+              <w:t xml:space="preserve"> used for other graphs</w:t>
             </w:r>
           </w:p>
         </w:tc>
@@ -1272,7 +1409,21 @@
         <w:rPr>
           <w:lang w:val="en-AU"/>
         </w:rPr>
-        <w:t>Missing Data was often an issue, especially when 2 graphs are complementary, so I made the difficult decision to suppress both in order to prevent misleading information </w:t>
+        <w:t xml:space="preserve">Missing Data was often an issue, especially when 2 graphs are complementary, so I made the difficult decision to suppress both </w:t>
+      </w:r>
+      <w:proofErr w:type="gramStart"/>
+      <w:r>
+        <w:rPr>
+          <w:lang w:val="en-AU"/>
+        </w:rPr>
+        <w:t>in order to</w:t>
+      </w:r>
+      <w:proofErr w:type="gramEnd"/>
+      <w:r>
+        <w:rPr>
+          <w:lang w:val="en-AU"/>
+        </w:rPr>
+        <w:t xml:space="preserve"> prevent misleading information </w:t>
       </w:r>
     </w:p>
     <w:p>
@@ -1328,10 +1479,7 @@
     </w:p>
     <w:p>
       <w:pPr>
-        <w:numPr>
-          <w:ilvl w:val="0"/>
-          <w:numId w:val="3"/>
-        </w:numPr>
+        <w:ind w:left="720"/>
         <w:rPr>
           <w:lang w:val="en-AU"/>
         </w:rPr>
@@ -1880,11 +2028,33 @@
                 <w:lang w:val="en-AU"/>
               </w:rPr>
             </w:pPr>
-            <w:r>
-              <w:rPr>
-                <w:lang w:val="en-AU"/>
-              </w:rPr>
-              <w:t>Similar to ridgeline, but further shows exemplifies the idea of the outliers.</w:t>
+            <w:proofErr w:type="gramStart"/>
+            <w:r>
+              <w:rPr>
+                <w:lang w:val="en-AU"/>
+              </w:rPr>
+              <w:t>Similar to</w:t>
+            </w:r>
+            <w:proofErr w:type="gramEnd"/>
+            <w:r>
+              <w:rPr>
+                <w:lang w:val="en-AU"/>
+              </w:rPr>
+              <w:t xml:space="preserve"> </w:t>
+            </w:r>
+            <w:proofErr w:type="gramStart"/>
+            <w:r>
+              <w:rPr>
+                <w:lang w:val="en-AU"/>
+              </w:rPr>
+              <w:t>ridgeline, but</w:t>
+            </w:r>
+            <w:proofErr w:type="gramEnd"/>
+            <w:r>
+              <w:rPr>
+                <w:lang w:val="en-AU"/>
+              </w:rPr>
+              <w:t xml:space="preserve"> further shows exemplifies the idea of the outliers.</w:t>
             </w:r>
           </w:p>
         </w:tc>
@@ -2277,7 +2447,21 @@
               <w:rPr>
                 <w:lang w:val="en-AU"/>
               </w:rPr>
-              <w:t>One square equals 1%, so private share is counted, not estimated. An easy visual to see how private hospitals dominate over public hospitals.</w:t>
+              <w:t xml:space="preserve">One square </w:t>
+            </w:r>
+            <w:proofErr w:type="gramStart"/>
+            <w:r>
+              <w:rPr>
+                <w:lang w:val="en-AU"/>
+              </w:rPr>
+              <w:t>equals</w:t>
+            </w:r>
+            <w:proofErr w:type="gramEnd"/>
+            <w:r>
+              <w:rPr>
+                <w:lang w:val="en-AU"/>
+              </w:rPr>
+              <w:t xml:space="preserve"> 1%, so private share is counted, not estimated. An easy visual to see how private hospitals dominate over public hospitals.</w:t>
             </w:r>
           </w:p>
         </w:tc>
@@ -2934,68 +3118,31 @@
         <w:br/>
       </w:r>
       <w:r>
-        <w:t>AI was used in this assignment with LLMs such as Claude, Copilot, Chatgpt and Gemini to help debug code, ease of code format and structuring as well as giving advice.</w:t>
-      </w:r>
-    </w:p>
-    <w:p>
-      <w:pPr>
-        <w:ind w:left="0"/>
-        <w:rPr>
-          <w:b/>
-          <w:bCs/>
-        </w:rPr>
-      </w:pPr>
-    </w:p>
-    <w:p>
-      <w:pPr>
-        <w:ind w:left="0"/>
-        <w:rPr>
-          <w:b/>
-          <w:bCs/>
-        </w:rPr>
-      </w:pPr>
-      <w:r>
-        <w:lastRenderedPageBreak/>
-        <w:pict w14:anchorId="4740CFFE">
-          <v:rect id="_x0000_i1027" style="width:0;height:1.5pt" o:hralign="center" o:hrstd="t" o:hr="t" fillcolor="#a0a0a0" stroked="f"/>
-        </w:pict>
-      </w:r>
-    </w:p>
-    <w:p>
-      <w:pPr>
-        <w:pStyle w:val="Heading2"/>
-      </w:pPr>
+        <w:t xml:space="preserve">AI was used in this assignment with LLMs such as Claude, Copilot, </w:t>
+      </w:r>
+      <w:proofErr w:type="spellStart"/>
+      <w:r>
+        <w:t>Chatgpt</w:t>
+      </w:r>
+      <w:proofErr w:type="spellEnd"/>
+      <w:r>
+        <w:t xml:space="preserve"> and Gemini to help debug code, ease of code format and structuring as well as giving advice.</w:t>
+      </w:r>
       <w:bookmarkStart w:id="2" w:name="_89ruwr7ixhsv" w:colFirst="0" w:colLast="0"/>
       <w:bookmarkEnd w:id="2"/>
-      <w:r>
+    </w:p>
+    <w:p>
+      <w:pPr>
+        <w:pStyle w:val="Heading2"/>
+      </w:pPr>
+      <w:r>
+        <w:lastRenderedPageBreak/>
         <w:t>Part C: Sketch</w:t>
       </w:r>
     </w:p>
     <w:p>
       <w:pPr>
-        <w:jc w:val="both"/>
-        <w:rPr>
-          <w:i/>
-          <w:iCs/>
-          <w:color w:val="999999"/>
-        </w:rPr>
-      </w:pPr>
-      <w:r>
-        <w:rPr>
-          <w:i/>
-          <w:iCs/>
-          <w:color w:val="999999"/>
-        </w:rPr>
-        <w:t>A URL to a PDF document with an image of your sketch on your GitHub account.</w:t>
-      </w:r>
-    </w:p>
-    <w:p>
-      <w:pPr>
-        <w:rPr>
-          <w:i/>
-          <w:iCs/>
-          <w:color w:val="999999"/>
-        </w:rPr>
+        <w:ind w:left="0"/>
       </w:pPr>
       <w:hyperlink r:id="rId8" w:history="1">
         <w:r>
@@ -3009,33 +3156,8 @@
       </w:hyperlink>
       <w:r>
         <w:rPr>
-          <w:i/>
-          <w:iCs/>
-          <w:color w:val="999999"/>
-        </w:rPr>
-        <w:t xml:space="preserve"> </w:t>
-      </w:r>
-    </w:p>
-    <w:p>
-      <w:pPr>
-        <w:ind w:left="0"/>
-        <w:jc w:val="both"/>
-        <w:rPr>
-          <w:i/>
-          <w:iCs/>
-          <w:color w:val="999999"/>
-        </w:rPr>
-      </w:pPr>
-    </w:p>
-    <w:p>
-      <w:pPr>
-        <w:pStyle w:val="Heading2"/>
-      </w:pPr>
-      <w:r>
-        <w:rPr>
           <w:noProof/>
         </w:rPr>
-        <w:lastRenderedPageBreak/>
         <w:drawing>
           <wp:inline distT="0" distB="0" distL="0" distR="0" wp14:anchorId="221A86CE" wp14:editId="50CFBBE4">
             <wp:extent cx="5806441" cy="7741920"/>
@@ -3087,16 +3209,6 @@
       <w:pPr>
         <w:pStyle w:val="Heading2"/>
       </w:pPr>
-    </w:p>
-    <w:p>
-      <w:pPr>
-        <w:pStyle w:val="Heading2"/>
-      </w:pPr>
-    </w:p>
-    <w:p>
-      <w:pPr>
-        <w:pStyle w:val="Heading2"/>
-      </w:pPr>
       <w:r>
         <w:lastRenderedPageBreak/>
         <w:t>Part D: Full-size screenshot of your DV II</w:t>
@@ -3121,17 +3233,10 @@
       </w:r>
     </w:p>
     <w:p>
-      <w:pPr>
-        <w:jc w:val="both"/>
-        <w:rPr>
-          <w:i/>
-          <w:iCs/>
-          <w:color w:val="999999"/>
-        </w:rPr>
-      </w:pPr>
-    </w:p>
-    <w:p>
-      <w:r>
+      <w:r>
+        <w:rPr>
+          <w:noProof/>
+        </w:rPr>
         <w:drawing>
           <wp:inline distT="0" distB="0" distL="0" distR="0" wp14:anchorId="4B40EF87" wp14:editId="7A0D78FF">
             <wp:extent cx="5733415" cy="3414395"/>
@@ -3175,11 +3280,14 @@
         <w:t xml:space="preserve"> </w:t>
       </w:r>
       <w:r>
+        <w:rPr>
+          <w:noProof/>
+        </w:rPr>
         <w:drawing>
-          <wp:inline distT="0" distB="0" distL="0" distR="0" wp14:anchorId="732E306B" wp14:editId="15057A32">
-            <wp:extent cx="5733415" cy="4341495"/>
-            <wp:effectExtent l="0" t="0" r="635" b="1905"/>
-            <wp:docPr id="71993450" name="Picture 1"/>
+          <wp:inline distT="0" distB="0" distL="0" distR="0" wp14:anchorId="6BF1395C" wp14:editId="716AE8A2">
+            <wp:extent cx="5733415" cy="4779010"/>
+            <wp:effectExtent l="0" t="0" r="635" b="2540"/>
+            <wp:docPr id="1595197931" name="Picture 1"/>
             <wp:cNvGraphicFramePr>
               <a:graphicFrameLocks xmlns:a="http://schemas.openxmlformats.org/drawingml/2006/main" noChangeAspect="1"/>
             </wp:cNvGraphicFramePr>
@@ -3187,7 +3295,7 @@
               <a:graphicData uri="http://schemas.openxmlformats.org/drawingml/2006/picture">
                 <pic:pic xmlns:pic="http://schemas.openxmlformats.org/drawingml/2006/picture">
                   <pic:nvPicPr>
-                    <pic:cNvPr id="71993450" name=""/>
+                    <pic:cNvPr id="1595197931" name=""/>
                     <pic:cNvPicPr/>
                   </pic:nvPicPr>
                   <pic:blipFill>
@@ -3199,7 +3307,7 @@
                   <pic:spPr>
                     <a:xfrm>
                       <a:off x="0" y="0"/>
-                      <a:ext cx="5733415" cy="4341495"/>
+                      <a:ext cx="5733415" cy="4779010"/>
                     </a:xfrm>
                     <a:prstGeom prst="rect">
                       <a:avLst/>
@@ -3269,10 +3377,10 @@
           <w:noProof/>
         </w:rPr>
         <w:drawing>
-          <wp:inline distT="0" distB="0" distL="0" distR="0" wp14:anchorId="7170A542" wp14:editId="1EB259C3">
-            <wp:extent cx="5733415" cy="3164205"/>
+          <wp:inline distT="0" distB="0" distL="0" distR="0" wp14:anchorId="63317FD3" wp14:editId="3A659AB7">
+            <wp:extent cx="5733415" cy="3201035"/>
             <wp:effectExtent l="0" t="0" r="635" b="0"/>
-            <wp:docPr id="1736253080" name="Picture 1"/>
+            <wp:docPr id="1969716928" name="Picture 1"/>
             <wp:cNvGraphicFramePr>
               <a:graphicFrameLocks xmlns:a="http://schemas.openxmlformats.org/drawingml/2006/main" noChangeAspect="1"/>
             </wp:cNvGraphicFramePr>
@@ -3280,7 +3388,7 @@
               <a:graphicData uri="http://schemas.openxmlformats.org/drawingml/2006/picture">
                 <pic:pic xmlns:pic="http://schemas.openxmlformats.org/drawingml/2006/picture">
                   <pic:nvPicPr>
-                    <pic:cNvPr id="1736253080" name=""/>
+                    <pic:cNvPr id="1969716928" name=""/>
                     <pic:cNvPicPr/>
                   </pic:nvPicPr>
                   <pic:blipFill>
@@ -3292,7 +3400,7 @@
                   <pic:spPr>
                     <a:xfrm>
                       <a:off x="0" y="0"/>
-                      <a:ext cx="5733415" cy="3164205"/>
+                      <a:ext cx="5733415" cy="3201035"/>
                     </a:xfrm>
                     <a:prstGeom prst="rect">
                       <a:avLst/>
@@ -3641,10 +3749,10 @@
           <w:noProof/>
         </w:rPr>
         <w:drawing>
-          <wp:inline distT="0" distB="0" distL="0" distR="0" wp14:anchorId="76C242DF" wp14:editId="3A488A31">
-            <wp:extent cx="5733415" cy="1983105"/>
+          <wp:inline distT="0" distB="0" distL="0" distR="0" wp14:anchorId="295AB21A" wp14:editId="1EFF1737">
+            <wp:extent cx="5733415" cy="1906905"/>
             <wp:effectExtent l="0" t="0" r="635" b="0"/>
-            <wp:docPr id="367659924" name="Picture 1"/>
+            <wp:docPr id="1041121722" name="Picture 1"/>
             <wp:cNvGraphicFramePr>
               <a:graphicFrameLocks xmlns:a="http://schemas.openxmlformats.org/drawingml/2006/main" noChangeAspect="1"/>
             </wp:cNvGraphicFramePr>
@@ -3652,7 +3760,7 @@
               <a:graphicData uri="http://schemas.openxmlformats.org/drawingml/2006/picture">
                 <pic:pic xmlns:pic="http://schemas.openxmlformats.org/drawingml/2006/picture">
                   <pic:nvPicPr>
-                    <pic:cNvPr id="367659924" name=""/>
+                    <pic:cNvPr id="1041121722" name=""/>
                     <pic:cNvPicPr/>
                   </pic:nvPicPr>
                   <pic:blipFill>
@@ -3664,7 +3772,7 @@
                   <pic:spPr>
                     <a:xfrm>
                       <a:off x="0" y="0"/>
-                      <a:ext cx="5733415" cy="1983105"/>
+                      <a:ext cx="5733415" cy="1906905"/>
                     </a:xfrm>
                     <a:prstGeom prst="rect">
                       <a:avLst/>
@@ -3734,10 +3842,10 @@
           <w:noProof/>
         </w:rPr>
         <w:drawing>
-          <wp:inline distT="0" distB="0" distL="0" distR="0" wp14:anchorId="72D02C8A" wp14:editId="6AB786F3">
-            <wp:extent cx="5733415" cy="3362325"/>
-            <wp:effectExtent l="0" t="0" r="635" b="9525"/>
-            <wp:docPr id="313389480" name="Picture 1"/>
+          <wp:inline distT="0" distB="0" distL="0" distR="0" wp14:anchorId="1A3451D1" wp14:editId="299D7CC4">
+            <wp:extent cx="5733415" cy="4495165"/>
+            <wp:effectExtent l="0" t="0" r="635" b="635"/>
+            <wp:docPr id="9176197" name="Picture 1"/>
             <wp:cNvGraphicFramePr>
               <a:graphicFrameLocks xmlns:a="http://schemas.openxmlformats.org/drawingml/2006/main" noChangeAspect="1"/>
             </wp:cNvGraphicFramePr>
@@ -3745,7 +3853,7 @@
               <a:graphicData uri="http://schemas.openxmlformats.org/drawingml/2006/picture">
                 <pic:pic xmlns:pic="http://schemas.openxmlformats.org/drawingml/2006/picture">
                   <pic:nvPicPr>
-                    <pic:cNvPr id="313389480" name=""/>
+                    <pic:cNvPr id="9176197" name=""/>
                     <pic:cNvPicPr/>
                   </pic:nvPicPr>
                   <pic:blipFill>
@@ -3757,7 +3865,7 @@
                   <pic:spPr>
                     <a:xfrm>
                       <a:off x="0" y="0"/>
-                      <a:ext cx="5733415" cy="3362325"/>
+                      <a:ext cx="5733415" cy="4495165"/>
                     </a:xfrm>
                     <a:prstGeom prst="rect">
                       <a:avLst/>
